--- a/physics_course/word/lesson18.docx
+++ b/physics_course/word/lesson18.docx
@@ -21,7 +21,253 @@
         <w:rPr>
           <w:sz w:val="24"/>
         </w:rPr>
-        <w:t>ข้อ p2_l18_001: ความร้อน (Heat) กับ อุณหภูมิ (Temperature) แตกต่างกันอย่างไร</w:t>
+        <w:t>1. ความร้อน (Heat) กับ อุณหภูมิ (Temperature) แตกต่างกันอย่างไร</w:t>
+      </w:r>
+    </w:p>
+    <w:p>
+      <w:pPr>
+        <w:ind w:left="720"/>
+      </w:pPr>
+      <w:r>
+        <w:t xml:space="preserve">    1. ก</w:t>
+      </w:r>
+    </w:p>
+    <w:p>
+      <w:pPr>
+        <w:ind w:left="720"/>
+      </w:pPr>
+      <w:r>
+        <w:t xml:space="preserve">    2. ข</w:t>
+      </w:r>
+    </w:p>
+    <w:p>
+      <w:pPr>
+        <w:ind w:left="720"/>
+      </w:pPr>
+      <w:r>
+        <w:t xml:space="preserve">    3. ค</w:t>
+      </w:r>
+    </w:p>
+    <w:p>
+      <w:pPr>
+        <w:ind w:left="720"/>
+      </w:pPr>
+      <w:r>
+        <w:t xml:space="preserve">    4. ง</w:t>
+      </w:r>
+    </w:p>
+    <w:p/>
+    <w:p>
+      <w:r>
+        <w:rPr>
+          <w:sz w:val="24"/>
+        </w:rPr>
+        <w:t>2. น้ำ 1 kg รับความร้อน 4,200 J อุณหภูมิจะเพิ่มขึ้นกี่เซลเซียส (ความจุความร้อนจำเพาะของน้ำ = 4,200 J/kg·°C)</w:t>
+      </w:r>
+    </w:p>
+    <w:p>
+      <w:pPr>
+        <w:ind w:left="720"/>
+      </w:pPr>
+      <w:r>
+        <w:t xml:space="preserve">    1. ก</w:t>
+      </w:r>
+    </w:p>
+    <w:p>
+      <w:pPr>
+        <w:ind w:left="720"/>
+      </w:pPr>
+      <w:r>
+        <w:t xml:space="preserve">    2. ข</w:t>
+      </w:r>
+    </w:p>
+    <w:p>
+      <w:pPr>
+        <w:ind w:left="720"/>
+      </w:pPr>
+      <w:r>
+        <w:t xml:space="preserve">    3. ค</w:t>
+      </w:r>
+    </w:p>
+    <w:p>
+      <w:pPr>
+        <w:ind w:left="720"/>
+      </w:pPr>
+      <w:r>
+        <w:t xml:space="preserve">    4. ง</w:t>
+      </w:r>
+    </w:p>
+    <w:p/>
+    <w:p>
+      <w:r>
+        <w:rPr>
+          <w:sz w:val="24"/>
+        </w:rPr>
+        <w:t>3. การถ่ายโอนความร้อนมีกี่วิธีหลัก</w:t>
+      </w:r>
+    </w:p>
+    <w:p>
+      <w:pPr>
+        <w:ind w:left="720"/>
+      </w:pPr>
+      <w:r>
+        <w:t xml:space="preserve">    1. ก</w:t>
+      </w:r>
+    </w:p>
+    <w:p>
+      <w:pPr>
+        <w:ind w:left="720"/>
+      </w:pPr>
+      <w:r>
+        <w:t xml:space="preserve">    2. ข</w:t>
+      </w:r>
+    </w:p>
+    <w:p>
+      <w:pPr>
+        <w:ind w:left="720"/>
+      </w:pPr>
+      <w:r>
+        <w:t xml:space="preserve">    3. ค</w:t>
+      </w:r>
+    </w:p>
+    <w:p>
+      <w:pPr>
+        <w:ind w:left="720"/>
+      </w:pPr>
+      <w:r>
+        <w:t xml:space="preserve">    4. ง</w:t>
+      </w:r>
+    </w:p>
+    <w:p/>
+    <w:p>
+      <w:r>
+        <w:rPr>
+          <w:sz w:val="24"/>
+        </w:rPr>
+        <w:t>4. สมการแก๊สอุดมคติ PV = nRT โดย R มีค่าเท่าไร</w:t>
+      </w:r>
+    </w:p>
+    <w:p>
+      <w:pPr>
+        <w:ind w:left="720"/>
+      </w:pPr>
+      <w:r>
+        <w:t xml:space="preserve">    1. ก</w:t>
+      </w:r>
+    </w:p>
+    <w:p>
+      <w:pPr>
+        <w:ind w:left="720"/>
+      </w:pPr>
+      <w:r>
+        <w:t xml:space="preserve">    2. ข</w:t>
+      </w:r>
+    </w:p>
+    <w:p>
+      <w:pPr>
+        <w:ind w:left="720"/>
+      </w:pPr>
+      <w:r>
+        <w:t xml:space="preserve">    3. ค</w:t>
+      </w:r>
+    </w:p>
+    <w:p>
+      <w:pPr>
+        <w:ind w:left="720"/>
+      </w:pPr>
+      <w:r>
+        <w:t xml:space="preserve">    4. ง</w:t>
+      </w:r>
+    </w:p>
+    <w:p/>
+    <w:p>
+      <w:r>
+        <w:rPr>
+          <w:sz w:val="24"/>
+        </w:rPr>
+        <w:t>5. กฎของบอยล์ (Boyle's Law) ระบุว่าอะไร เมื่ออุณหภูมิคงที่</w:t>
+      </w:r>
+    </w:p>
+    <w:p>
+      <w:pPr>
+        <w:ind w:left="720"/>
+      </w:pPr>
+      <w:r>
+        <w:t xml:space="preserve">    1. ก</w:t>
+      </w:r>
+    </w:p>
+    <w:p>
+      <w:pPr>
+        <w:ind w:left="720"/>
+      </w:pPr>
+      <w:r>
+        <w:t xml:space="preserve">    2. ข</w:t>
+      </w:r>
+    </w:p>
+    <w:p>
+      <w:pPr>
+        <w:ind w:left="720"/>
+      </w:pPr>
+      <w:r>
+        <w:t xml:space="preserve">    3. ค</w:t>
+      </w:r>
+    </w:p>
+    <w:p>
+      <w:pPr>
+        <w:ind w:left="720"/>
+      </w:pPr>
+      <w:r>
+        <w:t xml:space="preserve">    4. ง</w:t>
+      </w:r>
+    </w:p>
+    <w:p/>
+    <w:p>
+      <w:r>
+        <w:rPr>
+          <w:sz w:val="24"/>
+        </w:rPr>
+        <w:t>6. กฎของชาร์ลส์ (Charles's Law) ระบุว่าอะไร เมื่อความดันคงที่</w:t>
+      </w:r>
+    </w:p>
+    <w:p>
+      <w:pPr>
+        <w:ind w:left="720"/>
+      </w:pPr>
+      <w:r>
+        <w:t xml:space="preserve">    1. ก</w:t>
+      </w:r>
+    </w:p>
+    <w:p>
+      <w:pPr>
+        <w:ind w:left="720"/>
+      </w:pPr>
+      <w:r>
+        <w:t xml:space="preserve">    2. ข</w:t>
+      </w:r>
+    </w:p>
+    <w:p>
+      <w:pPr>
+        <w:ind w:left="720"/>
+      </w:pPr>
+      <w:r>
+        <w:t xml:space="preserve">    3. ค</w:t>
+      </w:r>
+    </w:p>
+    <w:p>
+      <w:pPr>
+        <w:ind w:left="720"/>
+      </w:pPr>
+      <w:r>
+        <w:t xml:space="preserve">    4. ง</w:t>
+      </w:r>
+    </w:p>
+    <w:p/>
+    <w:p>
+      <w:r>
+        <w:rPr>
+          <w:sz w:val="24"/>
+        </w:rPr>
+        <w:t>7. การนำความร้อน (Conduction) เกิดขึ้นได้ดีในสารใด</w:t>
       </w:r>
     </w:p>
     <w:p>
@@ -37,7 +283,7 @@
               <a:graphicData uri="http://schemas.openxmlformats.org/drawingml/2006/picture">
                 <pic:pic>
                   <pic:nvPicPr>
-                    <pic:cNvPr id="0" name="physics_img_q2_l18_001.png"/>
+                    <pic:cNvPr id="0" name="physics_img_7.png"/>
                     <pic:cNvPicPr/>
                   </pic:nvPicPr>
                   <pic:blipFill>
@@ -63,38 +309,34 @@
     <w:p/>
     <w:p>
       <w:pPr>
-        <w:pStyle w:val="ListBullet"/>
         <w:ind w:left="720"/>
       </w:pPr>
       <w:r>
-        <w:t xml:space="preserve">    ก</w:t>
+        <w:t xml:space="preserve">    1. ก</w:t>
       </w:r>
     </w:p>
     <w:p>
       <w:pPr>
-        <w:pStyle w:val="ListBullet"/>
         <w:ind w:left="720"/>
       </w:pPr>
       <w:r>
-        <w:t xml:space="preserve">    ข</w:t>
+        <w:t xml:space="preserve">    2. ข</w:t>
       </w:r>
     </w:p>
     <w:p>
       <w:pPr>
-        <w:pStyle w:val="ListBullet"/>
         <w:ind w:left="720"/>
       </w:pPr>
       <w:r>
-        <w:t xml:space="preserve">    ค</w:t>
+        <w:t xml:space="preserve">    3. ค</w:t>
       </w:r>
     </w:p>
     <w:p>
       <w:pPr>
-        <w:pStyle w:val="ListBullet"/>
         <w:ind w:left="720"/>
       </w:pPr>
       <w:r>
-        <w:t xml:space="preserve">    ง</w:t>
+        <w:t xml:space="preserve">    4. ง</w:t>
       </w:r>
     </w:p>
     <w:p/>
@@ -103,7 +345,48 @@
         <w:rPr>
           <w:sz w:val="24"/>
         </w:rPr>
-        <w:t>ข้อ p2_l18_002: น้ำ 1 kg รับความร้อน 4,200 J อุณหภูมิจะเพิ่มขึ้นกี่เซลเซียส (ความจุความร้อนจำเพาะของน้ำ = 4,200 J/kg·°C)</w:t>
+        <w:t>8. แก๊สอุดมคติ 1 mol ที่ STP (0°C, 1 atm) มีปริมาตรเท่าใด</w:t>
+      </w:r>
+    </w:p>
+    <w:p>
+      <w:pPr>
+        <w:ind w:left="720"/>
+      </w:pPr>
+      <w:r>
+        <w:t xml:space="preserve">    1. ก</w:t>
+      </w:r>
+    </w:p>
+    <w:p>
+      <w:pPr>
+        <w:ind w:left="720"/>
+      </w:pPr>
+      <w:r>
+        <w:t xml:space="preserve">    2. ข</w:t>
+      </w:r>
+    </w:p>
+    <w:p>
+      <w:pPr>
+        <w:ind w:left="720"/>
+      </w:pPr>
+      <w:r>
+        <w:t xml:space="preserve">    3. ค</w:t>
+      </w:r>
+    </w:p>
+    <w:p>
+      <w:pPr>
+        <w:ind w:left="720"/>
+      </w:pPr>
+      <w:r>
+        <w:t xml:space="preserve">    4. ง</w:t>
+      </w:r>
+    </w:p>
+    <w:p/>
+    <w:p>
+      <w:r>
+        <w:rPr>
+          <w:sz w:val="24"/>
+        </w:rPr>
+        <w:t>9. เหล็กมวล 2 kg รับความร้อน 9,000 J อุณหภูมิเพิ่มขึ้นเท่าไร (c ของเหล็ก = 450 J/kg·°C)</w:t>
       </w:r>
     </w:p>
     <w:p>
@@ -119,7 +402,7 @@
               <a:graphicData uri="http://schemas.openxmlformats.org/drawingml/2006/picture">
                 <pic:pic>
                   <pic:nvPicPr>
-                    <pic:cNvPr id="0" name="physics_img_q2_l18_002.png"/>
+                    <pic:cNvPr id="0" name="physics_img_9.png"/>
                     <pic:cNvPicPr/>
                   </pic:nvPicPr>
                   <pic:blipFill>
@@ -145,38 +428,34 @@
     <w:p/>
     <w:p>
       <w:pPr>
-        <w:pStyle w:val="ListBullet"/>
         <w:ind w:left="720"/>
       </w:pPr>
       <w:r>
-        <w:t xml:space="preserve">    ก</w:t>
+        <w:t xml:space="preserve">    1. ก</w:t>
       </w:r>
     </w:p>
     <w:p>
       <w:pPr>
-        <w:pStyle w:val="ListBullet"/>
         <w:ind w:left="720"/>
       </w:pPr>
       <w:r>
-        <w:t xml:space="preserve">    ข</w:t>
+        <w:t xml:space="preserve">    2. ข</w:t>
       </w:r>
     </w:p>
     <w:p>
       <w:pPr>
-        <w:pStyle w:val="ListBullet"/>
         <w:ind w:left="720"/>
       </w:pPr>
       <w:r>
-        <w:t xml:space="preserve">    ค</w:t>
+        <w:t xml:space="preserve">    3. ค</w:t>
       </w:r>
     </w:p>
     <w:p>
       <w:pPr>
-        <w:pStyle w:val="ListBullet"/>
         <w:ind w:left="720"/>
       </w:pPr>
       <w:r>
-        <w:t xml:space="preserve">    ง</w:t>
+        <w:t xml:space="preserve">    4. ง</w:t>
       </w:r>
     </w:p>
     <w:p/>
@@ -185,7 +464,212 @@
         <w:rPr>
           <w:sz w:val="24"/>
         </w:rPr>
-        <w:t>ข้อ p2_l18_003: การถ่ายโอนความร้อนมีกี่วิธีหลัก</w:t>
+        <w:t>10. การพาความร้อน (Convection) เกิดขึ้นได้ดีในสารใด</w:t>
+      </w:r>
+    </w:p>
+    <w:p>
+      <w:pPr>
+        <w:ind w:left="720"/>
+      </w:pPr>
+      <w:r>
+        <w:t xml:space="preserve">    1. ก</w:t>
+      </w:r>
+    </w:p>
+    <w:p>
+      <w:pPr>
+        <w:ind w:left="720"/>
+      </w:pPr>
+      <w:r>
+        <w:t xml:space="preserve">    2. ข</w:t>
+      </w:r>
+    </w:p>
+    <w:p>
+      <w:pPr>
+        <w:ind w:left="720"/>
+      </w:pPr>
+      <w:r>
+        <w:t xml:space="preserve">    3. ค</w:t>
+      </w:r>
+    </w:p>
+    <w:p>
+      <w:pPr>
+        <w:ind w:left="720"/>
+      </w:pPr>
+      <w:r>
+        <w:t xml:space="preserve">    4. ง</w:t>
+      </w:r>
+    </w:p>
+    <w:p/>
+    <w:p>
+      <w:r>
+        <w:rPr>
+          <w:sz w:val="24"/>
+        </w:rPr>
+        <w:t>11. ความดันของแก๊ส 2 atm มีค่าเท่ากับกี่ Pa</w:t>
+      </w:r>
+    </w:p>
+    <w:p>
+      <w:pPr>
+        <w:ind w:left="720"/>
+      </w:pPr>
+      <w:r>
+        <w:t xml:space="preserve">    1. ก</w:t>
+      </w:r>
+    </w:p>
+    <w:p>
+      <w:pPr>
+        <w:ind w:left="720"/>
+      </w:pPr>
+      <w:r>
+        <w:t xml:space="preserve">    2. ข</w:t>
+      </w:r>
+    </w:p>
+    <w:p>
+      <w:pPr>
+        <w:ind w:left="720"/>
+      </w:pPr>
+      <w:r>
+        <w:t xml:space="preserve">    3. ค</w:t>
+      </w:r>
+    </w:p>
+    <w:p>
+      <w:pPr>
+        <w:ind w:left="720"/>
+      </w:pPr>
+      <w:r>
+        <w:t xml:space="preserve">    4. ง</w:t>
+      </w:r>
+    </w:p>
+    <w:p/>
+    <w:p>
+      <w:r>
+        <w:rPr>
+          <w:sz w:val="24"/>
+        </w:rPr>
+        <w:t>12. แก๊สอุดมคติ 2 mol ที่อุณหภูมิ 300 K และความดัน 1 × 10⁵ Pa มีปริมาตรเท่าใด (R = 8.314 J/mol·K)</w:t>
+      </w:r>
+    </w:p>
+    <w:p>
+      <w:pPr>
+        <w:ind w:left="720"/>
+      </w:pPr>
+      <w:r>
+        <w:t xml:space="preserve">    1. ก</w:t>
+      </w:r>
+    </w:p>
+    <w:p>
+      <w:pPr>
+        <w:ind w:left="720"/>
+      </w:pPr>
+      <w:r>
+        <w:t xml:space="preserve">    2. ข</w:t>
+      </w:r>
+    </w:p>
+    <w:p>
+      <w:pPr>
+        <w:ind w:left="720"/>
+      </w:pPr>
+      <w:r>
+        <w:t xml:space="preserve">    3. ค</w:t>
+      </w:r>
+    </w:p>
+    <w:p>
+      <w:pPr>
+        <w:ind w:left="720"/>
+      </w:pPr>
+      <w:r>
+        <w:t xml:space="preserve">    4. ง</w:t>
+      </w:r>
+    </w:p>
+    <w:p/>
+    <w:p>
+      <w:r>
+        <w:rPr>
+          <w:sz w:val="24"/>
+        </w:rPr>
+        <w:t>13. ดวงอาทิตย์ส่งความร้อนมาถึงโลกโดยวิธีใด</w:t>
+      </w:r>
+    </w:p>
+    <w:p>
+      <w:pPr>
+        <w:ind w:left="720"/>
+      </w:pPr>
+      <w:r>
+        <w:t xml:space="preserve">    1. ก</w:t>
+      </w:r>
+    </w:p>
+    <w:p>
+      <w:pPr>
+        <w:ind w:left="720"/>
+      </w:pPr>
+      <w:r>
+        <w:t xml:space="preserve">    2. ข</w:t>
+      </w:r>
+    </w:p>
+    <w:p>
+      <w:pPr>
+        <w:ind w:left="720"/>
+      </w:pPr>
+      <w:r>
+        <w:t xml:space="preserve">    3. ค</w:t>
+      </w:r>
+    </w:p>
+    <w:p>
+      <w:pPr>
+        <w:ind w:left="720"/>
+      </w:pPr>
+      <w:r>
+        <w:t xml:space="preserve">    4. ง</w:t>
+      </w:r>
+    </w:p>
+    <w:p/>
+    <w:p>
+      <w:r>
+        <w:rPr>
+          <w:sz w:val="24"/>
+        </w:rPr>
+        <w:t>14. น้ำแข็ง 0.5 kg ที่ 0°C ละลายเป็นน้ำที่ 0°C ต้องใช้ความร้อนเท่าไร (L ของน้ำแข็ง = 334,000 J/kg)</w:t>
+      </w:r>
+    </w:p>
+    <w:p>
+      <w:pPr>
+        <w:ind w:left="720"/>
+      </w:pPr>
+      <w:r>
+        <w:t xml:space="preserve">    1. ก</w:t>
+      </w:r>
+    </w:p>
+    <w:p>
+      <w:pPr>
+        <w:ind w:left="720"/>
+      </w:pPr>
+      <w:r>
+        <w:t xml:space="preserve">    2. ข</w:t>
+      </w:r>
+    </w:p>
+    <w:p>
+      <w:pPr>
+        <w:ind w:left="720"/>
+      </w:pPr>
+      <w:r>
+        <w:t xml:space="preserve">    3. ค</w:t>
+      </w:r>
+    </w:p>
+    <w:p>
+      <w:pPr>
+        <w:ind w:left="720"/>
+      </w:pPr>
+      <w:r>
+        <w:t xml:space="preserve">    4. ง</w:t>
+      </w:r>
+    </w:p>
+    <w:p/>
+    <w:p>
+      <w:r>
+        <w:rPr>
+          <w:sz w:val="24"/>
+        </w:rPr>
+        <w:t>15. เมื่ออุณหภูมิของแก๊สเพิ่มขึ้น 2 เท่า (ปริมาตรคงที่) ความดันจะเป็นอย่างไร</w:t>
       </w:r>
     </w:p>
     <w:p>
@@ -201,7 +685,7 @@
               <a:graphicData uri="http://schemas.openxmlformats.org/drawingml/2006/picture">
                 <pic:pic>
                   <pic:nvPicPr>
-                    <pic:cNvPr id="0" name="physics_img_q2_l18_003.png"/>
+                    <pic:cNvPr id="0" name="physics_img_15.png"/>
                     <pic:cNvPicPr/>
                   </pic:nvPicPr>
                   <pic:blipFill>
@@ -227,38 +711,34 @@
     <w:p/>
     <w:p>
       <w:pPr>
-        <w:pStyle w:val="ListBullet"/>
         <w:ind w:left="720"/>
       </w:pPr>
       <w:r>
-        <w:t xml:space="preserve">    ก</w:t>
+        <w:t xml:space="preserve">    1. ก</w:t>
       </w:r>
     </w:p>
     <w:p>
       <w:pPr>
-        <w:pStyle w:val="ListBullet"/>
         <w:ind w:left="720"/>
       </w:pPr>
       <w:r>
-        <w:t xml:space="preserve">    ข</w:t>
+        <w:t xml:space="preserve">    2. ข</w:t>
       </w:r>
     </w:p>
     <w:p>
       <w:pPr>
-        <w:pStyle w:val="ListBullet"/>
         <w:ind w:left="720"/>
       </w:pPr>
       <w:r>
-        <w:t xml:space="preserve">    ค</w:t>
+        <w:t xml:space="preserve">    3. ค</w:t>
       </w:r>
     </w:p>
     <w:p>
       <w:pPr>
-        <w:pStyle w:val="ListBullet"/>
         <w:ind w:left="720"/>
       </w:pPr>
       <w:r>
-        <w:t xml:space="preserve">    ง</w:t>
+        <w:t xml:space="preserve">    4. ง</w:t>
       </w:r>
     </w:p>
     <w:p/>
@@ -267,43 +747,39 @@
         <w:rPr>
           <w:sz w:val="24"/>
         </w:rPr>
-        <w:t>ข้อ p2_l18_004: สมการแก๊สอุดมคติ PV = nRT โดย R มีค่าเท่าไร</w:t>
+        <w:t>16. ข้อใดเกี่ยวกับการแผ่รังสีความร้อนได้ถูกต้อง</w:t>
       </w:r>
     </w:p>
     <w:p>
       <w:pPr>
-        <w:pStyle w:val="ListBullet"/>
         <w:ind w:left="720"/>
       </w:pPr>
       <w:r>
-        <w:t xml:space="preserve">    ก</w:t>
+        <w:t xml:space="preserve">    1. ก</w:t>
       </w:r>
     </w:p>
     <w:p>
       <w:pPr>
-        <w:pStyle w:val="ListBullet"/>
         <w:ind w:left="720"/>
       </w:pPr>
       <w:r>
-        <w:t xml:space="preserve">    ข</w:t>
+        <w:t xml:space="preserve">    2. ข</w:t>
       </w:r>
     </w:p>
     <w:p>
       <w:pPr>
-        <w:pStyle w:val="ListBullet"/>
         <w:ind w:left="720"/>
       </w:pPr>
       <w:r>
-        <w:t xml:space="preserve">    ค</w:t>
+        <w:t xml:space="preserve">    3. ค</w:t>
       </w:r>
     </w:p>
     <w:p>
       <w:pPr>
-        <w:pStyle w:val="ListBullet"/>
         <w:ind w:left="720"/>
       </w:pPr>
       <w:r>
-        <w:t xml:space="preserve">    ง</w:t>
+        <w:t xml:space="preserve">    4. ง</w:t>
       </w:r>
     </w:p>
     <w:p/>
@@ -312,43 +788,39 @@
         <w:rPr>
           <w:sz w:val="24"/>
         </w:rPr>
-        <w:t>ข้อ p2_l18_005: กฎของบอยล์ (Boyle's Law) ระบุว่าอะไร เมื่ออุณหภูมิคงที่</w:t>
+        <w:t>17. ทองแดงมีความจุความร้อนจำเพาะ 390 J/kg·°C หมายความว่าอะไร</w:t>
       </w:r>
     </w:p>
     <w:p>
       <w:pPr>
-        <w:pStyle w:val="ListBullet"/>
         <w:ind w:left="720"/>
       </w:pPr>
       <w:r>
-        <w:t xml:space="preserve">    ก</w:t>
+        <w:t xml:space="preserve">    1. ก</w:t>
       </w:r>
     </w:p>
     <w:p>
       <w:pPr>
-        <w:pStyle w:val="ListBullet"/>
         <w:ind w:left="720"/>
       </w:pPr>
       <w:r>
-        <w:t xml:space="preserve">    ข</w:t>
+        <w:t xml:space="preserve">    2. ข</w:t>
       </w:r>
     </w:p>
     <w:p>
       <w:pPr>
-        <w:pStyle w:val="ListBullet"/>
         <w:ind w:left="720"/>
       </w:pPr>
       <w:r>
-        <w:t xml:space="preserve">    ค</w:t>
+        <w:t xml:space="preserve">    3. ค</w:t>
       </w:r>
     </w:p>
     <w:p>
       <w:pPr>
-        <w:pStyle w:val="ListBullet"/>
         <w:ind w:left="720"/>
       </w:pPr>
       <w:r>
-        <w:t xml:space="preserve">    ง</w:t>
+        <w:t xml:space="preserve">    4. ง</w:t>
       </w:r>
     </w:p>
     <w:p/>
@@ -357,7 +829,212 @@
         <w:rPr>
           <w:sz w:val="24"/>
         </w:rPr>
-        <w:t>ข้อ p2_l18_006: กฎของชาร์ลส์ (Charles's Law) ระบุว่าอะไร เมื่อความดันคงที่</w:t>
+        <w:t>18. ถังแก๊สปริมาตร 10 L บรรจุแก๊สที่ความดัน 3 atm และอุณหภูมิ 300 K มีกี่โมล (R = 0.082 L·atm/mol·K)</w:t>
+      </w:r>
+    </w:p>
+    <w:p>
+      <w:pPr>
+        <w:ind w:left="720"/>
+      </w:pPr>
+      <w:r>
+        <w:t xml:space="preserve">    1. ก</w:t>
+      </w:r>
+    </w:p>
+    <w:p>
+      <w:pPr>
+        <w:ind w:left="720"/>
+      </w:pPr>
+      <w:r>
+        <w:t xml:space="preserve">    2. ข</w:t>
+      </w:r>
+    </w:p>
+    <w:p>
+      <w:pPr>
+        <w:ind w:left="720"/>
+      </w:pPr>
+      <w:r>
+        <w:t xml:space="preserve">    3. ค</w:t>
+      </w:r>
+    </w:p>
+    <w:p>
+      <w:pPr>
+        <w:ind w:left="720"/>
+      </w:pPr>
+      <w:r>
+        <w:t xml:space="preserve">    4. ง</w:t>
+      </w:r>
+    </w:p>
+    <w:p/>
+    <w:p>
+      <w:r>
+        <w:rPr>
+          <w:sz w:val="24"/>
+        </w:rPr>
+        <w:t>19. น้ำ 500 g ที่ 20°C ได้รับความร้อนจนมีอุณหภูมิ 70°C ต้องใช้ความร้อนเท่าไร (c ของน้ำ = 4,200 J/kg·°C)</w:t>
+      </w:r>
+    </w:p>
+    <w:p>
+      <w:pPr>
+        <w:ind w:left="720"/>
+      </w:pPr>
+      <w:r>
+        <w:t xml:space="preserve">    1. ก</w:t>
+      </w:r>
+    </w:p>
+    <w:p>
+      <w:pPr>
+        <w:ind w:left="720"/>
+      </w:pPr>
+      <w:r>
+        <w:t xml:space="preserve">    2. ข</w:t>
+      </w:r>
+    </w:p>
+    <w:p>
+      <w:pPr>
+        <w:ind w:left="720"/>
+      </w:pPr>
+      <w:r>
+        <w:t xml:space="preserve">    3. ค</w:t>
+      </w:r>
+    </w:p>
+    <w:p>
+      <w:pPr>
+        <w:ind w:left="720"/>
+      </w:pPr>
+      <w:r>
+        <w:t xml:space="preserve">    4. ง</w:t>
+      </w:r>
+    </w:p>
+    <w:p/>
+    <w:p>
+      <w:r>
+        <w:rPr>
+          <w:sz w:val="24"/>
+        </w:rPr>
+        <w:t>20. STP ย่อมาจากอะไร</w:t>
+      </w:r>
+    </w:p>
+    <w:p>
+      <w:pPr>
+        <w:ind w:left="720"/>
+      </w:pPr>
+      <w:r>
+        <w:t xml:space="preserve">    1. ก</w:t>
+      </w:r>
+    </w:p>
+    <w:p>
+      <w:pPr>
+        <w:ind w:left="720"/>
+      </w:pPr>
+      <w:r>
+        <w:t xml:space="preserve">    2. ข</w:t>
+      </w:r>
+    </w:p>
+    <w:p>
+      <w:pPr>
+        <w:ind w:left="720"/>
+      </w:pPr>
+      <w:r>
+        <w:t xml:space="preserve">    3. ค</w:t>
+      </w:r>
+    </w:p>
+    <w:p>
+      <w:pPr>
+        <w:ind w:left="720"/>
+      </w:pPr>
+      <w:r>
+        <w:t xml:space="preserve">    4. ง</w:t>
+      </w:r>
+    </w:p>
+    <w:p/>
+    <w:p>
+      <w:r>
+        <w:rPr>
+          <w:sz w:val="24"/>
+        </w:rPr>
+        <w:t>21. ช้อนโลหะจุ่มในน้ำร้อน ความร้อนถ่ายโอนผ่านช้อนโดยวิธีใด</w:t>
+      </w:r>
+    </w:p>
+    <w:p>
+      <w:pPr>
+        <w:ind w:left="720"/>
+      </w:pPr>
+      <w:r>
+        <w:t xml:space="preserve">    1. ก</w:t>
+      </w:r>
+    </w:p>
+    <w:p>
+      <w:pPr>
+        <w:ind w:left="720"/>
+      </w:pPr>
+      <w:r>
+        <w:t xml:space="preserve">    2. ข</w:t>
+      </w:r>
+    </w:p>
+    <w:p>
+      <w:pPr>
+        <w:ind w:left="720"/>
+      </w:pPr>
+      <w:r>
+        <w:t xml:space="preserve">    3. ค</w:t>
+      </w:r>
+    </w:p>
+    <w:p>
+      <w:pPr>
+        <w:ind w:left="720"/>
+      </w:pPr>
+      <w:r>
+        <w:t xml:space="preserve">    4. ง</w:t>
+      </w:r>
+    </w:p>
+    <w:p/>
+    <w:p>
+      <w:r>
+        <w:rPr>
+          <w:sz w:val="24"/>
+        </w:rPr>
+        <w:t>22. เหล็ก 1 kg ที่ 100°C วางในน้ำ 2 kg ที่ 20°C อุณหภูมิสุดท้ายเป็นเท่าไร (c เหล็ก = 450 J/kg·°C, c น้ำ = 4,200 J/kg·°C) ไม่คิดการสูญเสียความร้อน</w:t>
+      </w:r>
+    </w:p>
+    <w:p>
+      <w:pPr>
+        <w:ind w:left="720"/>
+      </w:pPr>
+      <w:r>
+        <w:t xml:space="preserve">    1. ก</w:t>
+      </w:r>
+    </w:p>
+    <w:p>
+      <w:pPr>
+        <w:ind w:left="720"/>
+      </w:pPr>
+      <w:r>
+        <w:t xml:space="preserve">    2. ข</w:t>
+      </w:r>
+    </w:p>
+    <w:p>
+      <w:pPr>
+        <w:ind w:left="720"/>
+      </w:pPr>
+      <w:r>
+        <w:t xml:space="preserve">    3. ค</w:t>
+      </w:r>
+    </w:p>
+    <w:p>
+      <w:pPr>
+        <w:ind w:left="720"/>
+      </w:pPr>
+      <w:r>
+        <w:t xml:space="preserve">    4. ง</w:t>
+      </w:r>
+    </w:p>
+    <w:p/>
+    <w:p>
+      <w:r>
+        <w:rPr>
+          <w:sz w:val="24"/>
+        </w:rPr>
+        <w:t>23. ที่อุณหภูมิ 0°C แก๊สอุดมคติ 1 โมลมีปริมาตรเท่าใดที่ความดัน 1 atm</w:t>
       </w:r>
     </w:p>
     <w:p>
@@ -373,7 +1050,7 @@
               <a:graphicData uri="http://schemas.openxmlformats.org/drawingml/2006/picture">
                 <pic:pic>
                   <pic:nvPicPr>
-                    <pic:cNvPr id="0" name="physics_img_q2_l18_006.png"/>
+                    <pic:cNvPr id="0" name="physics_img_23.png"/>
                     <pic:cNvPicPr/>
                   </pic:nvPicPr>
                   <pic:blipFill>
@@ -399,38 +1076,34 @@
     <w:p/>
     <w:p>
       <w:pPr>
-        <w:pStyle w:val="ListBullet"/>
         <w:ind w:left="720"/>
       </w:pPr>
       <w:r>
-        <w:t xml:space="preserve">    ก</w:t>
+        <w:t xml:space="preserve">    1. ก</w:t>
       </w:r>
     </w:p>
     <w:p>
       <w:pPr>
-        <w:pStyle w:val="ListBullet"/>
         <w:ind w:left="720"/>
       </w:pPr>
       <w:r>
-        <w:t xml:space="preserve">    ข</w:t>
+        <w:t xml:space="preserve">    2. ข</w:t>
       </w:r>
     </w:p>
     <w:p>
       <w:pPr>
-        <w:pStyle w:val="ListBullet"/>
         <w:ind w:left="720"/>
       </w:pPr>
       <w:r>
-        <w:t xml:space="preserve">    ค</w:t>
+        <w:t xml:space="preserve">    3. ค</w:t>
       </w:r>
     </w:p>
     <w:p>
       <w:pPr>
-        <w:pStyle w:val="ListBullet"/>
         <w:ind w:left="720"/>
       </w:pPr>
       <w:r>
-        <w:t xml:space="preserve">    ง</w:t>
+        <w:t xml:space="preserve">    4. ง</w:t>
       </w:r>
     </w:p>
     <w:p/>
@@ -439,7 +1112,48 @@
         <w:rPr>
           <w:sz w:val="24"/>
         </w:rPr>
-        <w:t>ข้อ p2_l18_007: การนำความร้อน (Conduction) เกิดขึ้นได้ดีในสารใด</w:t>
+        <w:t>24. ทำไมเงินจึงนำความร้อนได้ดีกว่าไม้</w:t>
+      </w:r>
+    </w:p>
+    <w:p>
+      <w:pPr>
+        <w:ind w:left="720"/>
+      </w:pPr>
+      <w:r>
+        <w:t xml:space="preserve">    1. ก</w:t>
+      </w:r>
+    </w:p>
+    <w:p>
+      <w:pPr>
+        <w:ind w:left="720"/>
+      </w:pPr>
+      <w:r>
+        <w:t xml:space="preserve">    2. ข</w:t>
+      </w:r>
+    </w:p>
+    <w:p>
+      <w:pPr>
+        <w:ind w:left="720"/>
+      </w:pPr>
+      <w:r>
+        <w:t xml:space="preserve">    3. ค</w:t>
+      </w:r>
+    </w:p>
+    <w:p>
+      <w:pPr>
+        <w:ind w:left="720"/>
+      </w:pPr>
+      <w:r>
+        <w:t xml:space="preserve">    4. ง</w:t>
+      </w:r>
+    </w:p>
+    <w:p/>
+    <w:p>
+      <w:r>
+        <w:rPr>
+          <w:sz w:val="24"/>
+        </w:rPr>
+        <w:t>25. แก๊สในภาชนะปิดมีปริมาตรคงที่ ถ้าอุณหภูมิเพิ่มจาก 27°C เป็น 127°C ความดันจะเพิ่มขึ้นกี่เท่า</w:t>
       </w:r>
     </w:p>
     <w:p>
@@ -455,7 +1169,7 @@
               <a:graphicData uri="http://schemas.openxmlformats.org/drawingml/2006/picture">
                 <pic:pic>
                   <pic:nvPicPr>
-                    <pic:cNvPr id="0" name="physics_img_q2_l18_003.png"/>
+                    <pic:cNvPr id="0" name="physics_img_15.png"/>
                     <pic:cNvPicPr/>
                   </pic:nvPicPr>
                   <pic:blipFill>
@@ -481,1070 +1195,34 @@
     <w:p/>
     <w:p>
       <w:pPr>
-        <w:pStyle w:val="ListBullet"/>
         <w:ind w:left="720"/>
       </w:pPr>
       <w:r>
-        <w:t xml:space="preserve">    ก</w:t>
+        <w:t xml:space="preserve">    1. ก</w:t>
       </w:r>
     </w:p>
     <w:p>
       <w:pPr>
-        <w:pStyle w:val="ListBullet"/>
         <w:ind w:left="720"/>
       </w:pPr>
       <w:r>
-        <w:t xml:space="preserve">    ข</w:t>
+        <w:t xml:space="preserve">    2. ข</w:t>
       </w:r>
     </w:p>
     <w:p>
       <w:pPr>
-        <w:pStyle w:val="ListBullet"/>
         <w:ind w:left="720"/>
       </w:pPr>
       <w:r>
-        <w:t xml:space="preserve">    ค</w:t>
+        <w:t xml:space="preserve">    3. ค</w:t>
       </w:r>
     </w:p>
     <w:p>
       <w:pPr>
-        <w:pStyle w:val="ListBullet"/>
         <w:ind w:left="720"/>
       </w:pPr>
       <w:r>
-        <w:t xml:space="preserve">    ง</w:t>
-      </w:r>
-    </w:p>
-    <w:p/>
-    <w:p>
-      <w:r>
-        <w:rPr>
-          <w:sz w:val="24"/>
-        </w:rPr>
-        <w:t>ข้อ p2_l18_008: แก๊สอุดมคติ 1 mol ที่ STP (0°C, 1 atm) มีปริมาตรเท่าใด</w:t>
-      </w:r>
-    </w:p>
-    <w:p>
-      <w:pPr>
-        <w:pStyle w:val="ListBullet"/>
-        <w:ind w:left="720"/>
-      </w:pPr>
-      <w:r>
-        <w:t xml:space="preserve">    ก</w:t>
-      </w:r>
-    </w:p>
-    <w:p>
-      <w:pPr>
-        <w:pStyle w:val="ListBullet"/>
-        <w:ind w:left="720"/>
-      </w:pPr>
-      <w:r>
-        <w:t xml:space="preserve">    ข</w:t>
-      </w:r>
-    </w:p>
-    <w:p>
-      <w:pPr>
-        <w:pStyle w:val="ListBullet"/>
-        <w:ind w:left="720"/>
-      </w:pPr>
-      <w:r>
-        <w:t xml:space="preserve">    ค</w:t>
-      </w:r>
-    </w:p>
-    <w:p>
-      <w:pPr>
-        <w:pStyle w:val="ListBullet"/>
-        <w:ind w:left="720"/>
-      </w:pPr>
-      <w:r>
-        <w:t xml:space="preserve">    ง</w:t>
-      </w:r>
-    </w:p>
-    <w:p/>
-    <w:p>
-      <w:r>
-        <w:rPr>
-          <w:sz w:val="24"/>
-        </w:rPr>
-        <w:t>ข้อ p2_l18_009: เหล็กมวล 2 kg รับความร้อน 9,000 J อุณหภูมิเพิ่มขึ้นเท่าไร (c ของเหล็ก = 450 J/kg·°C)</w:t>
-      </w:r>
-    </w:p>
-    <w:p>
-      <w:pPr>
-        <w:pStyle w:val="ListBullet"/>
-        <w:ind w:left="720"/>
-      </w:pPr>
-      <w:r>
-        <w:t xml:space="preserve">    ก</w:t>
-      </w:r>
-    </w:p>
-    <w:p>
-      <w:pPr>
-        <w:pStyle w:val="ListBullet"/>
-        <w:ind w:left="720"/>
-      </w:pPr>
-      <w:r>
-        <w:t xml:space="preserve">    ข</w:t>
-      </w:r>
-    </w:p>
-    <w:p>
-      <w:pPr>
-        <w:pStyle w:val="ListBullet"/>
-        <w:ind w:left="720"/>
-      </w:pPr>
-      <w:r>
-        <w:t xml:space="preserve">    ค</w:t>
-      </w:r>
-    </w:p>
-    <w:p>
-      <w:pPr>
-        <w:pStyle w:val="ListBullet"/>
-        <w:ind w:left="720"/>
-      </w:pPr>
-      <w:r>
-        <w:t xml:space="preserve">    ง</w:t>
-      </w:r>
-    </w:p>
-    <w:p/>
-    <w:p>
-      <w:r>
-        <w:rPr>
-          <w:sz w:val="24"/>
-        </w:rPr>
-        <w:t>ข้อ p2_l18_010: การพาความร้อน (Convection) เกิดขึ้นได้ดีในสารใด</w:t>
-      </w:r>
-    </w:p>
-    <w:p>
-      <w:r>
-        <w:drawing>
-          <wp:inline xmlns:a="http://schemas.openxmlformats.org/drawingml/2006/main" xmlns:pic="http://schemas.openxmlformats.org/drawingml/2006/picture">
-            <wp:extent cx="1828800" cy="1359877"/>
-            <wp:docPr id="6" name="Picture 6"/>
-            <wp:cNvGraphicFramePr>
-              <a:graphicFrameLocks noChangeAspect="1"/>
-            </wp:cNvGraphicFramePr>
-            <a:graphic>
-              <a:graphicData uri="http://schemas.openxmlformats.org/drawingml/2006/picture">
-                <pic:pic>
-                  <pic:nvPicPr>
-                    <pic:cNvPr id="0" name="physics_img_q2_l18_003.png"/>
-                    <pic:cNvPicPr/>
-                  </pic:nvPicPr>
-                  <pic:blipFill>
-                    <a:blip r:embed="rId11"/>
-                    <a:stretch>
-                      <a:fillRect/>
-                    </a:stretch>
-                  </pic:blipFill>
-                  <pic:spPr>
-                    <a:xfrm>
-                      <a:off x="0" y="0"/>
-                      <a:ext cx="1828800" cy="1359877"/>
-                    </a:xfrm>
-                    <a:prstGeom prst="rect"/>
-                  </pic:spPr>
-                </pic:pic>
-              </a:graphicData>
-            </a:graphic>
-          </wp:inline>
-        </w:drawing>
-      </w:r>
-    </w:p>
-    <w:p/>
-    <w:p>
-      <w:pPr>
-        <w:pStyle w:val="ListBullet"/>
-        <w:ind w:left="720"/>
-      </w:pPr>
-      <w:r>
-        <w:t xml:space="preserve">    ก</w:t>
-      </w:r>
-    </w:p>
-    <w:p>
-      <w:pPr>
-        <w:pStyle w:val="ListBullet"/>
-        <w:ind w:left="720"/>
-      </w:pPr>
-      <w:r>
-        <w:t xml:space="preserve">    ข</w:t>
-      </w:r>
-    </w:p>
-    <w:p>
-      <w:pPr>
-        <w:pStyle w:val="ListBullet"/>
-        <w:ind w:left="720"/>
-      </w:pPr>
-      <w:r>
-        <w:t xml:space="preserve">    ค</w:t>
-      </w:r>
-    </w:p>
-    <w:p>
-      <w:pPr>
-        <w:pStyle w:val="ListBullet"/>
-        <w:ind w:left="720"/>
-      </w:pPr>
-      <w:r>
-        <w:t xml:space="preserve">    ง</w:t>
-      </w:r>
-    </w:p>
-    <w:p/>
-    <w:p>
-      <w:r>
-        <w:rPr>
-          <w:sz w:val="24"/>
-        </w:rPr>
-        <w:t>ข้อ p2_l18_011: ความดันของแก๊ส 2 atm มีค่าเท่ากับกี่ Pa</w:t>
-      </w:r>
-    </w:p>
-    <w:p>
-      <w:pPr>
-        <w:pStyle w:val="ListBullet"/>
-        <w:ind w:left="720"/>
-      </w:pPr>
-      <w:r>
-        <w:t xml:space="preserve">    ก</w:t>
-      </w:r>
-    </w:p>
-    <w:p>
-      <w:pPr>
-        <w:pStyle w:val="ListBullet"/>
-        <w:ind w:left="720"/>
-      </w:pPr>
-      <w:r>
-        <w:t xml:space="preserve">    ข</w:t>
-      </w:r>
-    </w:p>
-    <w:p>
-      <w:pPr>
-        <w:pStyle w:val="ListBullet"/>
-        <w:ind w:left="720"/>
-      </w:pPr>
-      <w:r>
-        <w:t xml:space="preserve">    ค</w:t>
-      </w:r>
-    </w:p>
-    <w:p>
-      <w:pPr>
-        <w:pStyle w:val="ListBullet"/>
-        <w:ind w:left="720"/>
-      </w:pPr>
-      <w:r>
-        <w:t xml:space="preserve">    ง</w:t>
-      </w:r>
-    </w:p>
-    <w:p/>
-    <w:p>
-      <w:r>
-        <w:rPr>
-          <w:sz w:val="24"/>
-        </w:rPr>
-        <w:t>ข้อ p2_l18_012: แก๊สอุดมคติ 2 mol ที่อุณหภูมิ 300 K และความดัน 1 × 10⁵ Pa มีปริมาตรเท่าใด (R = 8.314 J/mol·K)</w:t>
-      </w:r>
-    </w:p>
-    <w:p>
-      <w:pPr>
-        <w:pStyle w:val="ListBullet"/>
-        <w:ind w:left="720"/>
-      </w:pPr>
-      <w:r>
-        <w:t xml:space="preserve">    ก</w:t>
-      </w:r>
-    </w:p>
-    <w:p>
-      <w:pPr>
-        <w:pStyle w:val="ListBullet"/>
-        <w:ind w:left="720"/>
-      </w:pPr>
-      <w:r>
-        <w:t xml:space="preserve">    ข</w:t>
-      </w:r>
-    </w:p>
-    <w:p>
-      <w:pPr>
-        <w:pStyle w:val="ListBullet"/>
-        <w:ind w:left="720"/>
-      </w:pPr>
-      <w:r>
-        <w:t xml:space="preserve">    ค</w:t>
-      </w:r>
-    </w:p>
-    <w:p>
-      <w:pPr>
-        <w:pStyle w:val="ListBullet"/>
-        <w:ind w:left="720"/>
-      </w:pPr>
-      <w:r>
-        <w:t xml:space="preserve">    ง</w:t>
-      </w:r>
-    </w:p>
-    <w:p/>
-    <w:p>
-      <w:r>
-        <w:rPr>
-          <w:sz w:val="24"/>
-        </w:rPr>
-        <w:t>ข้อ p2_l18_013: ดวงอาทิตย์ส่งความร้อนมาถึงโลกโดยวิธีใด</w:t>
-      </w:r>
-    </w:p>
-    <w:p>
-      <w:r>
-        <w:drawing>
-          <wp:inline xmlns:a="http://schemas.openxmlformats.org/drawingml/2006/main" xmlns:pic="http://schemas.openxmlformats.org/drawingml/2006/picture">
-            <wp:extent cx="1828800" cy="1359877"/>
-            <wp:docPr id="7" name="Picture 7"/>
-            <wp:cNvGraphicFramePr>
-              <a:graphicFrameLocks noChangeAspect="1"/>
-            </wp:cNvGraphicFramePr>
-            <a:graphic>
-              <a:graphicData uri="http://schemas.openxmlformats.org/drawingml/2006/picture">
-                <pic:pic>
-                  <pic:nvPicPr>
-                    <pic:cNvPr id="0" name="physics_img_q2_l18_003.png"/>
-                    <pic:cNvPicPr/>
-                  </pic:nvPicPr>
-                  <pic:blipFill>
-                    <a:blip r:embed="rId11"/>
-                    <a:stretch>
-                      <a:fillRect/>
-                    </a:stretch>
-                  </pic:blipFill>
-                  <pic:spPr>
-                    <a:xfrm>
-                      <a:off x="0" y="0"/>
-                      <a:ext cx="1828800" cy="1359877"/>
-                    </a:xfrm>
-                    <a:prstGeom prst="rect"/>
-                  </pic:spPr>
-                </pic:pic>
-              </a:graphicData>
-            </a:graphic>
-          </wp:inline>
-        </w:drawing>
-      </w:r>
-    </w:p>
-    <w:p/>
-    <w:p>
-      <w:pPr>
-        <w:pStyle w:val="ListBullet"/>
-        <w:ind w:left="720"/>
-      </w:pPr>
-      <w:r>
-        <w:t xml:space="preserve">    ก</w:t>
-      </w:r>
-    </w:p>
-    <w:p>
-      <w:pPr>
-        <w:pStyle w:val="ListBullet"/>
-        <w:ind w:left="720"/>
-      </w:pPr>
-      <w:r>
-        <w:t xml:space="preserve">    ข</w:t>
-      </w:r>
-    </w:p>
-    <w:p>
-      <w:pPr>
-        <w:pStyle w:val="ListBullet"/>
-        <w:ind w:left="720"/>
-      </w:pPr>
-      <w:r>
-        <w:t xml:space="preserve">    ค</w:t>
-      </w:r>
-    </w:p>
-    <w:p>
-      <w:pPr>
-        <w:pStyle w:val="ListBullet"/>
-        <w:ind w:left="720"/>
-      </w:pPr>
-      <w:r>
-        <w:t xml:space="preserve">    ง</w:t>
-      </w:r>
-    </w:p>
-    <w:p/>
-    <w:p>
-      <w:r>
-        <w:rPr>
-          <w:sz w:val="24"/>
-        </w:rPr>
-        <w:t>ข้อ p2_l18_014: น้ำแข็ง 0.5 kg ที่ 0°C ละลายเป็นน้ำที่ 0°C ต้องใช้ความร้อนเท่าไร (L ของน้ำแข็ง = 334,000 J/kg)</w:t>
-      </w:r>
-    </w:p>
-    <w:p>
-      <w:pPr>
-        <w:pStyle w:val="ListBullet"/>
-        <w:ind w:left="720"/>
-      </w:pPr>
-      <w:r>
-        <w:t xml:space="preserve">    ก</w:t>
-      </w:r>
-    </w:p>
-    <w:p>
-      <w:pPr>
-        <w:pStyle w:val="ListBullet"/>
-        <w:ind w:left="720"/>
-      </w:pPr>
-      <w:r>
-        <w:t xml:space="preserve">    ข</w:t>
-      </w:r>
-    </w:p>
-    <w:p>
-      <w:pPr>
-        <w:pStyle w:val="ListBullet"/>
-        <w:ind w:left="720"/>
-      </w:pPr>
-      <w:r>
-        <w:t xml:space="preserve">    ค</w:t>
-      </w:r>
-    </w:p>
-    <w:p>
-      <w:pPr>
-        <w:pStyle w:val="ListBullet"/>
-        <w:ind w:left="720"/>
-      </w:pPr>
-      <w:r>
-        <w:t xml:space="preserve">    ง</w:t>
-      </w:r>
-    </w:p>
-    <w:p/>
-    <w:p>
-      <w:r>
-        <w:rPr>
-          <w:sz w:val="24"/>
-        </w:rPr>
-        <w:t>ข้อ p2_l18_015: เมื่ออุณหภูมิของแก๊สเพิ่มขึ้น 2 เท่า (ปริมาตรคงที่) ความดันจะเป็นอย่างไร</w:t>
-      </w:r>
-    </w:p>
-    <w:p>
-      <w:r>
-        <w:drawing>
-          <wp:inline xmlns:a="http://schemas.openxmlformats.org/drawingml/2006/main" xmlns:pic="http://schemas.openxmlformats.org/drawingml/2006/picture">
-            <wp:extent cx="1828800" cy="1359877"/>
-            <wp:docPr id="8" name="Picture 8"/>
-            <wp:cNvGraphicFramePr>
-              <a:graphicFrameLocks noChangeAspect="1"/>
-            </wp:cNvGraphicFramePr>
-            <a:graphic>
-              <a:graphicData uri="http://schemas.openxmlformats.org/drawingml/2006/picture">
-                <pic:pic>
-                  <pic:nvPicPr>
-                    <pic:cNvPr id="0" name="physics_img_q2_l18_006.png"/>
-                    <pic:cNvPicPr/>
-                  </pic:nvPicPr>
-                  <pic:blipFill>
-                    <a:blip r:embed="rId12"/>
-                    <a:stretch>
-                      <a:fillRect/>
-                    </a:stretch>
-                  </pic:blipFill>
-                  <pic:spPr>
-                    <a:xfrm>
-                      <a:off x="0" y="0"/>
-                      <a:ext cx="1828800" cy="1359877"/>
-                    </a:xfrm>
-                    <a:prstGeom prst="rect"/>
-                  </pic:spPr>
-                </pic:pic>
-              </a:graphicData>
-            </a:graphic>
-          </wp:inline>
-        </w:drawing>
-      </w:r>
-    </w:p>
-    <w:p/>
-    <w:p>
-      <w:pPr>
-        <w:pStyle w:val="ListBullet"/>
-        <w:ind w:left="720"/>
-      </w:pPr>
-      <w:r>
-        <w:t xml:space="preserve">    ก</w:t>
-      </w:r>
-    </w:p>
-    <w:p>
-      <w:pPr>
-        <w:pStyle w:val="ListBullet"/>
-        <w:ind w:left="720"/>
-      </w:pPr>
-      <w:r>
-        <w:t xml:space="preserve">    ข</w:t>
-      </w:r>
-    </w:p>
-    <w:p>
-      <w:pPr>
-        <w:pStyle w:val="ListBullet"/>
-        <w:ind w:left="720"/>
-      </w:pPr>
-      <w:r>
-        <w:t xml:space="preserve">    ค</w:t>
-      </w:r>
-    </w:p>
-    <w:p>
-      <w:pPr>
-        <w:pStyle w:val="ListBullet"/>
-        <w:ind w:left="720"/>
-      </w:pPr>
-      <w:r>
-        <w:t xml:space="preserve">    ง</w:t>
-      </w:r>
-    </w:p>
-    <w:p/>
-    <w:p>
-      <w:r>
-        <w:rPr>
-          <w:sz w:val="24"/>
-        </w:rPr>
-        <w:t>ข้อ p2_l18_016: ข้อใดเกี่ยวกับการแผ่รังสีความร้อนได้ถูกต้อง</w:t>
-      </w:r>
-    </w:p>
-    <w:p>
-      <w:pPr>
-        <w:pStyle w:val="ListBullet"/>
-        <w:ind w:left="720"/>
-      </w:pPr>
-      <w:r>
-        <w:t xml:space="preserve">    ก</w:t>
-      </w:r>
-    </w:p>
-    <w:p>
-      <w:pPr>
-        <w:pStyle w:val="ListBullet"/>
-        <w:ind w:left="720"/>
-      </w:pPr>
-      <w:r>
-        <w:t xml:space="preserve">    ข</w:t>
-      </w:r>
-    </w:p>
-    <w:p>
-      <w:pPr>
-        <w:pStyle w:val="ListBullet"/>
-        <w:ind w:left="720"/>
-      </w:pPr>
-      <w:r>
-        <w:t xml:space="preserve">    ค</w:t>
-      </w:r>
-    </w:p>
-    <w:p>
-      <w:pPr>
-        <w:pStyle w:val="ListBullet"/>
-        <w:ind w:left="720"/>
-      </w:pPr>
-      <w:r>
-        <w:t xml:space="preserve">    ง</w:t>
-      </w:r>
-    </w:p>
-    <w:p/>
-    <w:p>
-      <w:r>
-        <w:rPr>
-          <w:sz w:val="24"/>
-        </w:rPr>
-        <w:t>ข้อ p2_l18_017: ทองแดงมีความจุความร้อนจำเพาะ 390 J/kg·°C หมายความว่าอะไร</w:t>
-      </w:r>
-    </w:p>
-    <w:p>
-      <w:r>
-        <w:drawing>
-          <wp:inline xmlns:a="http://schemas.openxmlformats.org/drawingml/2006/main" xmlns:pic="http://schemas.openxmlformats.org/drawingml/2006/picture">
-            <wp:extent cx="1828800" cy="1359877"/>
-            <wp:docPr id="9" name="Picture 9"/>
-            <wp:cNvGraphicFramePr>
-              <a:graphicFrameLocks noChangeAspect="1"/>
-            </wp:cNvGraphicFramePr>
-            <a:graphic>
-              <a:graphicData uri="http://schemas.openxmlformats.org/drawingml/2006/picture">
-                <pic:pic>
-                  <pic:nvPicPr>
-                    <pic:cNvPr id="0" name="physics_img_q2_l18_002.png"/>
-                    <pic:cNvPicPr/>
-                  </pic:nvPicPr>
-                  <pic:blipFill>
-                    <a:blip r:embed="rId10"/>
-                    <a:stretch>
-                      <a:fillRect/>
-                    </a:stretch>
-                  </pic:blipFill>
-                  <pic:spPr>
-                    <a:xfrm>
-                      <a:off x="0" y="0"/>
-                      <a:ext cx="1828800" cy="1359877"/>
-                    </a:xfrm>
-                    <a:prstGeom prst="rect"/>
-                  </pic:spPr>
-                </pic:pic>
-              </a:graphicData>
-            </a:graphic>
-          </wp:inline>
-        </w:drawing>
-      </w:r>
-    </w:p>
-    <w:p/>
-    <w:p>
-      <w:pPr>
-        <w:pStyle w:val="ListBullet"/>
-        <w:ind w:left="720"/>
-      </w:pPr>
-      <w:r>
-        <w:t xml:space="preserve">    ก</w:t>
-      </w:r>
-    </w:p>
-    <w:p>
-      <w:pPr>
-        <w:pStyle w:val="ListBullet"/>
-        <w:ind w:left="720"/>
-      </w:pPr>
-      <w:r>
-        <w:t xml:space="preserve">    ข</w:t>
-      </w:r>
-    </w:p>
-    <w:p>
-      <w:pPr>
-        <w:pStyle w:val="ListBullet"/>
-        <w:ind w:left="720"/>
-      </w:pPr>
-      <w:r>
-        <w:t xml:space="preserve">    ค</w:t>
-      </w:r>
-    </w:p>
-    <w:p>
-      <w:pPr>
-        <w:pStyle w:val="ListBullet"/>
-        <w:ind w:left="720"/>
-      </w:pPr>
-      <w:r>
-        <w:t xml:space="preserve">    ง</w:t>
-      </w:r>
-    </w:p>
-    <w:p/>
-    <w:p>
-      <w:r>
-        <w:rPr>
-          <w:sz w:val="24"/>
-        </w:rPr>
-        <w:t>ข้อ p2_l18_018: ถังแก๊สปริมาตร 10 L บรรจุแก๊สที่ความดัน 3 atm และอุณหภูมิ 300 K มีกี่โมล (R = 0.082 L·atm/mol·K)</w:t>
-      </w:r>
-    </w:p>
-    <w:p>
-      <w:pPr>
-        <w:pStyle w:val="ListBullet"/>
-        <w:ind w:left="720"/>
-      </w:pPr>
-      <w:r>
-        <w:t xml:space="preserve">    ก</w:t>
-      </w:r>
-    </w:p>
-    <w:p>
-      <w:pPr>
-        <w:pStyle w:val="ListBullet"/>
-        <w:ind w:left="720"/>
-      </w:pPr>
-      <w:r>
-        <w:t xml:space="preserve">    ข</w:t>
-      </w:r>
-    </w:p>
-    <w:p>
-      <w:pPr>
-        <w:pStyle w:val="ListBullet"/>
-        <w:ind w:left="720"/>
-      </w:pPr>
-      <w:r>
-        <w:t xml:space="preserve">    ค</w:t>
-      </w:r>
-    </w:p>
-    <w:p>
-      <w:pPr>
-        <w:pStyle w:val="ListBullet"/>
-        <w:ind w:left="720"/>
-      </w:pPr>
-      <w:r>
-        <w:t xml:space="preserve">    ง</w:t>
-      </w:r>
-    </w:p>
-    <w:p/>
-    <w:p>
-      <w:r>
-        <w:rPr>
-          <w:sz w:val="24"/>
-        </w:rPr>
-        <w:t>ข้อ p2_l18_019: น้ำ 500 g ที่ 20°C ได้รับความร้อนจนมีอุณหภูมิ 70°C ต้องใช้ความร้อนเท่าไร (c ของน้ำ = 4,200 J/kg·°C)</w:t>
-      </w:r>
-    </w:p>
-    <w:p>
-      <w:pPr>
-        <w:pStyle w:val="ListBullet"/>
-        <w:ind w:left="720"/>
-      </w:pPr>
-      <w:r>
-        <w:t xml:space="preserve">    ก</w:t>
-      </w:r>
-    </w:p>
-    <w:p>
-      <w:pPr>
-        <w:pStyle w:val="ListBullet"/>
-        <w:ind w:left="720"/>
-      </w:pPr>
-      <w:r>
-        <w:t xml:space="preserve">    ข</w:t>
-      </w:r>
-    </w:p>
-    <w:p>
-      <w:pPr>
-        <w:pStyle w:val="ListBullet"/>
-        <w:ind w:left="720"/>
-      </w:pPr>
-      <w:r>
-        <w:t xml:space="preserve">    ค</w:t>
-      </w:r>
-    </w:p>
-    <w:p>
-      <w:pPr>
-        <w:pStyle w:val="ListBullet"/>
-        <w:ind w:left="720"/>
-      </w:pPr>
-      <w:r>
-        <w:t xml:space="preserve">    ง</w:t>
-      </w:r>
-    </w:p>
-    <w:p/>
-    <w:p>
-      <w:r>
-        <w:rPr>
-          <w:sz w:val="24"/>
-        </w:rPr>
-        <w:t>ข้อ p2_l18_020: STP ย่อมาจากอะไร</w:t>
-      </w:r>
-    </w:p>
-    <w:p>
-      <w:pPr>
-        <w:pStyle w:val="ListBullet"/>
-        <w:ind w:left="720"/>
-      </w:pPr>
-      <w:r>
-        <w:t xml:space="preserve">    ก</w:t>
-      </w:r>
-    </w:p>
-    <w:p>
-      <w:pPr>
-        <w:pStyle w:val="ListBullet"/>
-        <w:ind w:left="720"/>
-      </w:pPr>
-      <w:r>
-        <w:t xml:space="preserve">    ข</w:t>
-      </w:r>
-    </w:p>
-    <w:p>
-      <w:pPr>
-        <w:pStyle w:val="ListBullet"/>
-        <w:ind w:left="720"/>
-      </w:pPr>
-      <w:r>
-        <w:t xml:space="preserve">    ค</w:t>
-      </w:r>
-    </w:p>
-    <w:p>
-      <w:pPr>
-        <w:pStyle w:val="ListBullet"/>
-        <w:ind w:left="720"/>
-      </w:pPr>
-      <w:r>
-        <w:t xml:space="preserve">    ง</w:t>
-      </w:r>
-    </w:p>
-    <w:p/>
-    <w:p>
-      <w:r>
-        <w:rPr>
-          <w:sz w:val="24"/>
-        </w:rPr>
-        <w:t>ข้อ p2_l18_021: ช้อนโลหะจุ่มในน้ำร้อน ความร้อนถ่ายโอนผ่านช้อนโดยวิธีใด</w:t>
-      </w:r>
-    </w:p>
-    <w:p>
-      <w:pPr>
-        <w:pStyle w:val="ListBullet"/>
-        <w:ind w:left="720"/>
-      </w:pPr>
-      <w:r>
-        <w:t xml:space="preserve">    ก</w:t>
-      </w:r>
-    </w:p>
-    <w:p>
-      <w:pPr>
-        <w:pStyle w:val="ListBullet"/>
-        <w:ind w:left="720"/>
-      </w:pPr>
-      <w:r>
-        <w:t xml:space="preserve">    ข</w:t>
-      </w:r>
-    </w:p>
-    <w:p>
-      <w:pPr>
-        <w:pStyle w:val="ListBullet"/>
-        <w:ind w:left="720"/>
-      </w:pPr>
-      <w:r>
-        <w:t xml:space="preserve">    ค</w:t>
-      </w:r>
-    </w:p>
-    <w:p>
-      <w:pPr>
-        <w:pStyle w:val="ListBullet"/>
-        <w:ind w:left="720"/>
-      </w:pPr>
-      <w:r>
-        <w:t xml:space="preserve">    ง</w:t>
-      </w:r>
-    </w:p>
-    <w:p/>
-    <w:p>
-      <w:r>
-        <w:rPr>
-          <w:sz w:val="24"/>
-        </w:rPr>
-        <w:t>ข้อ p2_l18_022: เหล็ก 1 kg ที่ 100°C วางในน้ำ 2 kg ที่ 20°C อุณหภูมิสุดท้ายเป็นเท่าไร (c เหล็ก = 450 J/kg·°C, c น้ำ = 4,200 J/kg·°C) ไม่คิดการสูญเสียความร้อน</w:t>
-      </w:r>
-    </w:p>
-    <w:p>
-      <w:pPr>
-        <w:pStyle w:val="ListBullet"/>
-        <w:ind w:left="720"/>
-      </w:pPr>
-      <w:r>
-        <w:t xml:space="preserve">    ก</w:t>
-      </w:r>
-    </w:p>
-    <w:p>
-      <w:pPr>
-        <w:pStyle w:val="ListBullet"/>
-        <w:ind w:left="720"/>
-      </w:pPr>
-      <w:r>
-        <w:t xml:space="preserve">    ข</w:t>
-      </w:r>
-    </w:p>
-    <w:p>
-      <w:pPr>
-        <w:pStyle w:val="ListBullet"/>
-        <w:ind w:left="720"/>
-      </w:pPr>
-      <w:r>
-        <w:t xml:space="preserve">    ค</w:t>
-      </w:r>
-    </w:p>
-    <w:p>
-      <w:pPr>
-        <w:pStyle w:val="ListBullet"/>
-        <w:ind w:left="720"/>
-      </w:pPr>
-      <w:r>
-        <w:t xml:space="preserve">    ง</w:t>
-      </w:r>
-    </w:p>
-    <w:p/>
-    <w:p>
-      <w:r>
-        <w:rPr>
-          <w:sz w:val="24"/>
-        </w:rPr>
-        <w:t>ข้อ p2_l18_023: ที่อุณหภูมิ 0°C แก๊สอุดมคติ 1 โมลมีปริมาตรเท่าใดที่ความดัน 1 atm</w:t>
-      </w:r>
-    </w:p>
-    <w:p>
-      <w:pPr>
-        <w:pStyle w:val="ListBullet"/>
-        <w:ind w:left="720"/>
-      </w:pPr>
-      <w:r>
-        <w:t xml:space="preserve">    ก</w:t>
-      </w:r>
-    </w:p>
-    <w:p>
-      <w:pPr>
-        <w:pStyle w:val="ListBullet"/>
-        <w:ind w:left="720"/>
-      </w:pPr>
-      <w:r>
-        <w:t xml:space="preserve">    ข</w:t>
-      </w:r>
-    </w:p>
-    <w:p>
-      <w:pPr>
-        <w:pStyle w:val="ListBullet"/>
-        <w:ind w:left="720"/>
-      </w:pPr>
-      <w:r>
-        <w:t xml:space="preserve">    ค</w:t>
-      </w:r>
-    </w:p>
-    <w:p>
-      <w:pPr>
-        <w:pStyle w:val="ListBullet"/>
-        <w:ind w:left="720"/>
-      </w:pPr>
-      <w:r>
-        <w:t xml:space="preserve">    ง</w:t>
-      </w:r>
-    </w:p>
-    <w:p/>
-    <w:p>
-      <w:r>
-        <w:rPr>
-          <w:sz w:val="24"/>
-        </w:rPr>
-        <w:t>ข้อ p2_l18_024: ทำไมเงินจึงนำความร้อนได้ดีกว่าไม้</w:t>
-      </w:r>
-    </w:p>
-    <w:p>
-      <w:r>
-        <w:drawing>
-          <wp:inline xmlns:a="http://schemas.openxmlformats.org/drawingml/2006/main" xmlns:pic="http://schemas.openxmlformats.org/drawingml/2006/picture">
-            <wp:extent cx="1828800" cy="1359877"/>
-            <wp:docPr id="10" name="Picture 10"/>
-            <wp:cNvGraphicFramePr>
-              <a:graphicFrameLocks noChangeAspect="1"/>
-            </wp:cNvGraphicFramePr>
-            <a:graphic>
-              <a:graphicData uri="http://schemas.openxmlformats.org/drawingml/2006/picture">
-                <pic:pic>
-                  <pic:nvPicPr>
-                    <pic:cNvPr id="0" name="physics_img_q2_l18_003.png"/>
-                    <pic:cNvPicPr/>
-                  </pic:nvPicPr>
-                  <pic:blipFill>
-                    <a:blip r:embed="rId11"/>
-                    <a:stretch>
-                      <a:fillRect/>
-                    </a:stretch>
-                  </pic:blipFill>
-                  <pic:spPr>
-                    <a:xfrm>
-                      <a:off x="0" y="0"/>
-                      <a:ext cx="1828800" cy="1359877"/>
-                    </a:xfrm>
-                    <a:prstGeom prst="rect"/>
-                  </pic:spPr>
-                </pic:pic>
-              </a:graphicData>
-            </a:graphic>
-          </wp:inline>
-        </w:drawing>
-      </w:r>
-    </w:p>
-    <w:p/>
-    <w:p>
-      <w:pPr>
-        <w:pStyle w:val="ListBullet"/>
-        <w:ind w:left="720"/>
-      </w:pPr>
-      <w:r>
-        <w:t xml:space="preserve">    ก</w:t>
-      </w:r>
-    </w:p>
-    <w:p>
-      <w:pPr>
-        <w:pStyle w:val="ListBullet"/>
-        <w:ind w:left="720"/>
-      </w:pPr>
-      <w:r>
-        <w:t xml:space="preserve">    ข</w:t>
-      </w:r>
-    </w:p>
-    <w:p>
-      <w:pPr>
-        <w:pStyle w:val="ListBullet"/>
-        <w:ind w:left="720"/>
-      </w:pPr>
-      <w:r>
-        <w:t xml:space="preserve">    ค</w:t>
-      </w:r>
-    </w:p>
-    <w:p>
-      <w:pPr>
-        <w:pStyle w:val="ListBullet"/>
-        <w:ind w:left="720"/>
-      </w:pPr>
-      <w:r>
-        <w:t xml:space="preserve">    ง</w:t>
-      </w:r>
-    </w:p>
-    <w:p/>
-    <w:p>
-      <w:r>
-        <w:rPr>
-          <w:sz w:val="24"/>
-        </w:rPr>
-        <w:t>ข้อ p2_l18_025: แก๊สในภาชนะปิดมีปริมาตรคงที่ ถ้าอุณหภูมิเพิ่มจาก 27°C เป็น 127°C ความดันจะเพิ่มขึ้นกี่เท่า</w:t>
-      </w:r>
-    </w:p>
-    <w:p>
-      <w:r>
-        <w:drawing>
-          <wp:inline xmlns:a="http://schemas.openxmlformats.org/drawingml/2006/main" xmlns:pic="http://schemas.openxmlformats.org/drawingml/2006/picture">
-            <wp:extent cx="1828800" cy="1359877"/>
-            <wp:docPr id="11" name="Picture 11"/>
-            <wp:cNvGraphicFramePr>
-              <a:graphicFrameLocks noChangeAspect="1"/>
-            </wp:cNvGraphicFramePr>
-            <a:graphic>
-              <a:graphicData uri="http://schemas.openxmlformats.org/drawingml/2006/picture">
-                <pic:pic>
-                  <pic:nvPicPr>
-                    <pic:cNvPr id="0" name="physics_img_q2_l18_006.png"/>
-                    <pic:cNvPicPr/>
-                  </pic:nvPicPr>
-                  <pic:blipFill>
-                    <a:blip r:embed="rId12"/>
-                    <a:stretch>
-                      <a:fillRect/>
-                    </a:stretch>
-                  </pic:blipFill>
-                  <pic:spPr>
-                    <a:xfrm>
-                      <a:off x="0" y="0"/>
-                      <a:ext cx="1828800" cy="1359877"/>
-                    </a:xfrm>
-                    <a:prstGeom prst="rect"/>
-                  </pic:spPr>
-                </pic:pic>
-              </a:graphicData>
-            </a:graphic>
-          </wp:inline>
-        </w:drawing>
-      </w:r>
-    </w:p>
-    <w:p/>
-    <w:p>
-      <w:pPr>
-        <w:pStyle w:val="ListBullet"/>
-        <w:ind w:left="720"/>
-      </w:pPr>
-      <w:r>
-        <w:t xml:space="preserve">    ก</w:t>
-      </w:r>
-    </w:p>
-    <w:p>
-      <w:pPr>
-        <w:pStyle w:val="ListBullet"/>
-        <w:ind w:left="720"/>
-      </w:pPr>
-      <w:r>
-        <w:t xml:space="preserve">    ข</w:t>
-      </w:r>
-    </w:p>
-    <w:p>
-      <w:pPr>
-        <w:pStyle w:val="ListBullet"/>
-        <w:ind w:left="720"/>
-      </w:pPr>
-      <w:r>
-        <w:t xml:space="preserve">    ค</w:t>
-      </w:r>
-    </w:p>
-    <w:p>
-      <w:pPr>
-        <w:pStyle w:val="ListBullet"/>
-        <w:ind w:left="720"/>
-      </w:pPr>
-      <w:r>
-        <w:t xml:space="preserve">    ง</w:t>
+        <w:t xml:space="preserve">    4. ง</w:t>
       </w:r>
     </w:p>
     <w:p/>

--- a/physics_course/word/lesson18.docx
+++ b/physics_course/word/lesson18.docx
@@ -271,43 +271,6 @@
       </w:r>
     </w:p>
     <w:p>
-      <w:r>
-        <w:drawing>
-          <wp:inline xmlns:a="http://schemas.openxmlformats.org/drawingml/2006/main" xmlns:pic="http://schemas.openxmlformats.org/drawingml/2006/picture">
-            <wp:extent cx="1828800" cy="1359877"/>
-            <wp:docPr id="1" name="Picture 1"/>
-            <wp:cNvGraphicFramePr>
-              <a:graphicFrameLocks noChangeAspect="1"/>
-            </wp:cNvGraphicFramePr>
-            <a:graphic>
-              <a:graphicData uri="http://schemas.openxmlformats.org/drawingml/2006/picture">
-                <pic:pic>
-                  <pic:nvPicPr>
-                    <pic:cNvPr id="0" name="physics_img_7.png"/>
-                    <pic:cNvPicPr/>
-                  </pic:nvPicPr>
-                  <pic:blipFill>
-                    <a:blip r:embed="rId9"/>
-                    <a:stretch>
-                      <a:fillRect/>
-                    </a:stretch>
-                  </pic:blipFill>
-                  <pic:spPr>
-                    <a:xfrm>
-                      <a:off x="0" y="0"/>
-                      <a:ext cx="1828800" cy="1359877"/>
-                    </a:xfrm>
-                    <a:prstGeom prst="rect"/>
-                  </pic:spPr>
-                </pic:pic>
-              </a:graphicData>
-            </a:graphic>
-          </wp:inline>
-        </w:drawing>
-      </w:r>
-    </w:p>
-    <w:p/>
-    <w:p>
       <w:pPr>
         <w:ind w:left="720"/>
       </w:pPr>
@@ -389,43 +352,6 @@
         <w:t>9. เหล็กมวล 2 kg รับความร้อน 9,000 J อุณหภูมิเพิ่มขึ้นเท่าไร (c ของเหล็ก = 450 J/kg·°C)</w:t>
       </w:r>
     </w:p>
-    <w:p>
-      <w:r>
-        <w:drawing>
-          <wp:inline xmlns:a="http://schemas.openxmlformats.org/drawingml/2006/main" xmlns:pic="http://schemas.openxmlformats.org/drawingml/2006/picture">
-            <wp:extent cx="1828800" cy="1359877"/>
-            <wp:docPr id="2" name="Picture 2"/>
-            <wp:cNvGraphicFramePr>
-              <a:graphicFrameLocks noChangeAspect="1"/>
-            </wp:cNvGraphicFramePr>
-            <a:graphic>
-              <a:graphicData uri="http://schemas.openxmlformats.org/drawingml/2006/picture">
-                <pic:pic>
-                  <pic:nvPicPr>
-                    <pic:cNvPr id="0" name="physics_img_9.png"/>
-                    <pic:cNvPicPr/>
-                  </pic:nvPicPr>
-                  <pic:blipFill>
-                    <a:blip r:embed="rId10"/>
-                    <a:stretch>
-                      <a:fillRect/>
-                    </a:stretch>
-                  </pic:blipFill>
-                  <pic:spPr>
-                    <a:xfrm>
-                      <a:off x="0" y="0"/>
-                      <a:ext cx="1828800" cy="1359877"/>
-                    </a:xfrm>
-                    <a:prstGeom prst="rect"/>
-                  </pic:spPr>
-                </pic:pic>
-              </a:graphicData>
-            </a:graphic>
-          </wp:inline>
-        </w:drawing>
-      </w:r>
-    </w:p>
-    <w:p/>
     <w:p>
       <w:pPr>
         <w:ind w:left="720"/>
@@ -672,43 +598,6 @@
         <w:t>15. เมื่ออุณหภูมิของแก๊สเพิ่มขึ้น 2 เท่า (ปริมาตรคงที่) ความดันจะเป็นอย่างไร</w:t>
       </w:r>
     </w:p>
-    <w:p>
-      <w:r>
-        <w:drawing>
-          <wp:inline xmlns:a="http://schemas.openxmlformats.org/drawingml/2006/main" xmlns:pic="http://schemas.openxmlformats.org/drawingml/2006/picture">
-            <wp:extent cx="1828800" cy="1359877"/>
-            <wp:docPr id="3" name="Picture 3"/>
-            <wp:cNvGraphicFramePr>
-              <a:graphicFrameLocks noChangeAspect="1"/>
-            </wp:cNvGraphicFramePr>
-            <a:graphic>
-              <a:graphicData uri="http://schemas.openxmlformats.org/drawingml/2006/picture">
-                <pic:pic>
-                  <pic:nvPicPr>
-                    <pic:cNvPr id="0" name="physics_img_15.png"/>
-                    <pic:cNvPicPr/>
-                  </pic:nvPicPr>
-                  <pic:blipFill>
-                    <a:blip r:embed="rId11"/>
-                    <a:stretch>
-                      <a:fillRect/>
-                    </a:stretch>
-                  </pic:blipFill>
-                  <pic:spPr>
-                    <a:xfrm>
-                      <a:off x="0" y="0"/>
-                      <a:ext cx="1828800" cy="1359877"/>
-                    </a:xfrm>
-                    <a:prstGeom prst="rect"/>
-                  </pic:spPr>
-                </pic:pic>
-              </a:graphicData>
-            </a:graphic>
-          </wp:inline>
-        </w:drawing>
-      </w:r>
-    </w:p>
-    <w:p/>
     <w:p>
       <w:pPr>
         <w:ind w:left="720"/>
@@ -1038,43 +927,6 @@
       </w:r>
     </w:p>
     <w:p>
-      <w:r>
-        <w:drawing>
-          <wp:inline xmlns:a="http://schemas.openxmlformats.org/drawingml/2006/main" xmlns:pic="http://schemas.openxmlformats.org/drawingml/2006/picture">
-            <wp:extent cx="1828800" cy="1359877"/>
-            <wp:docPr id="4" name="Picture 4"/>
-            <wp:cNvGraphicFramePr>
-              <a:graphicFrameLocks noChangeAspect="1"/>
-            </wp:cNvGraphicFramePr>
-            <a:graphic>
-              <a:graphicData uri="http://schemas.openxmlformats.org/drawingml/2006/picture">
-                <pic:pic>
-                  <pic:nvPicPr>
-                    <pic:cNvPr id="0" name="physics_img_23.png"/>
-                    <pic:cNvPicPr/>
-                  </pic:nvPicPr>
-                  <pic:blipFill>
-                    <a:blip r:embed="rId12"/>
-                    <a:stretch>
-                      <a:fillRect/>
-                    </a:stretch>
-                  </pic:blipFill>
-                  <pic:spPr>
-                    <a:xfrm>
-                      <a:off x="0" y="0"/>
-                      <a:ext cx="1828800" cy="1359877"/>
-                    </a:xfrm>
-                    <a:prstGeom prst="rect"/>
-                  </pic:spPr>
-                </pic:pic>
-              </a:graphicData>
-            </a:graphic>
-          </wp:inline>
-        </w:drawing>
-      </w:r>
-    </w:p>
-    <w:p/>
-    <w:p>
       <w:pPr>
         <w:ind w:left="720"/>
       </w:pPr>
@@ -1156,43 +1008,6 @@
         <w:t>25. แก๊สในภาชนะปิดมีปริมาตรคงที่ ถ้าอุณหภูมิเพิ่มจาก 27°C เป็น 127°C ความดันจะเพิ่มขึ้นกี่เท่า</w:t>
       </w:r>
     </w:p>
-    <w:p>
-      <w:r>
-        <w:drawing>
-          <wp:inline xmlns:a="http://schemas.openxmlformats.org/drawingml/2006/main" xmlns:pic="http://schemas.openxmlformats.org/drawingml/2006/picture">
-            <wp:extent cx="1828800" cy="1359877"/>
-            <wp:docPr id="5" name="Picture 5"/>
-            <wp:cNvGraphicFramePr>
-              <a:graphicFrameLocks noChangeAspect="1"/>
-            </wp:cNvGraphicFramePr>
-            <a:graphic>
-              <a:graphicData uri="http://schemas.openxmlformats.org/drawingml/2006/picture">
-                <pic:pic>
-                  <pic:nvPicPr>
-                    <pic:cNvPr id="0" name="physics_img_15.png"/>
-                    <pic:cNvPicPr/>
-                  </pic:nvPicPr>
-                  <pic:blipFill>
-                    <a:blip r:embed="rId11"/>
-                    <a:stretch>
-                      <a:fillRect/>
-                    </a:stretch>
-                  </pic:blipFill>
-                  <pic:spPr>
-                    <a:xfrm>
-                      <a:off x="0" y="0"/>
-                      <a:ext cx="1828800" cy="1359877"/>
-                    </a:xfrm>
-                    <a:prstGeom prst="rect"/>
-                  </pic:spPr>
-                </pic:pic>
-              </a:graphicData>
-            </a:graphic>
-          </wp:inline>
-        </w:drawing>
-      </w:r>
-    </w:p>
-    <w:p/>
     <w:p>
       <w:pPr>
         <w:ind w:left="720"/>
